--- a/assets/cv/Md_Syful_Islam_CV_2026.docx
+++ b/assets/cv/Md_Syful_Islam_CV_2026.docx
@@ -964,13 +964,23 @@
           <w:szCs w:val="24"/>
         </w:rPr>
       </w:pPr>
+      <w:proofErr w:type="spellStart"/>
       <w:r>
         <w:rPr>
           <w:rFonts w:asciiTheme="majorHAnsi" w:hAnsiTheme="majorHAnsi" w:cstheme="majorHAnsi"/>
           <w:sz w:val="22"/>
           <w:szCs w:val="24"/>
         </w:rPr>
-        <w:t>OpenClaw Agent (KYAZZ) - Multi-Agent Telegram AI Platform</w:t>
+        <w:t>OpenClaw</w:t>
+      </w:r>
+      <w:proofErr w:type="spellEnd"/>
+      <w:r>
+        <w:rPr>
+          <w:rFonts w:asciiTheme="majorHAnsi" w:hAnsiTheme="majorHAnsi" w:cstheme="majorHAnsi"/>
+          <w:sz w:val="22"/>
+          <w:szCs w:val="24"/>
+        </w:rPr>
+        <w:t xml:space="preserve"> Agent - Multi-Agent Telegram AI Platform</w:t>
       </w:r>
     </w:p>
     <w:p>
@@ -1766,7 +1776,7 @@
           <w:sz w:val="22"/>
           <w:szCs w:val="24"/>
         </w:rPr>
-        <w:t>Professional Master's in Information Technology</w:t>
+        <w:t>Master's in Information Technology</w:t>
       </w:r>
     </w:p>
     <w:p>
@@ -1783,13 +1793,33 @@
           <w:rFonts w:asciiTheme="majorHAnsi" w:hAnsiTheme="majorHAnsi" w:cstheme="majorHAnsi"/>
           <w:szCs w:val="24"/>
         </w:rPr>
-        <w:t>Institute of Information Technology (IIT), Jahangirnagar University, Dhaka  |  Ongoing</w:t>
+        <w:t xml:space="preserve">Institute of Information Technology (IIT), Jahangirnagar University, Dhaka  </w:t>
+      </w:r>
+      <w:r>
+        <w:rPr>
+          <w:rFonts w:asciiTheme="majorHAnsi" w:hAnsiTheme="majorHAnsi" w:cstheme="majorHAnsi"/>
+          <w:szCs w:val="24"/>
+        </w:rPr>
+        <w:t>|  CGPA: 3.</w:t>
+      </w:r>
+      <w:r>
+        <w:rPr>
+          <w:rFonts w:asciiTheme="majorHAnsi" w:hAnsiTheme="majorHAnsi" w:cstheme="majorHAnsi"/>
+          <w:szCs w:val="24"/>
+        </w:rPr>
+        <w:t>60</w:t>
+      </w:r>
+      <w:r>
+        <w:rPr>
+          <w:rFonts w:asciiTheme="majorHAnsi" w:hAnsiTheme="majorHAnsi" w:cstheme="majorHAnsi"/>
+          <w:szCs w:val="24"/>
+        </w:rPr>
+        <w:t xml:space="preserve"> / 4.00</w:t>
       </w:r>
     </w:p>
     <w:p>
       <w:pPr>
-        <w:pStyle w:val="CVRole"/>
-        <w:spacing w:before="40"/>
+        <w:pStyle w:val="CVSub"/>
         <w:rPr>
           <w:rFonts w:asciiTheme="majorHAnsi" w:hAnsiTheme="majorHAnsi" w:cstheme="majorHAnsi"/>
           <w:sz w:val="22"/>
@@ -1896,39 +1926,7 @@
         <w:color w:val="5A6470"/>
         <w:sz w:val="15"/>
       </w:rPr>
-      <w:t xml:space="preserve">Md. Syful </w:t>
-    </w:r>
-    <w:proofErr w:type="gramStart"/>
-    <w:r>
-      <w:rPr>
-        <w:color w:val="5A6470"/>
-        <w:sz w:val="15"/>
-      </w:rPr>
-      <w:t>Islam  |</w:t>
-    </w:r>
-    <w:proofErr w:type="gramEnd"/>
-    <w:r>
-      <w:rPr>
-        <w:color w:val="5A6470"/>
-        <w:sz w:val="15"/>
-      </w:rPr>
-      <w:t xml:space="preserve">  Department Manager - Application </w:t>
-    </w:r>
-    <w:proofErr w:type="gramStart"/>
-    <w:r>
-      <w:rPr>
-        <w:color w:val="5A6470"/>
-        <w:sz w:val="15"/>
-      </w:rPr>
-      <w:t>Development  |</w:t>
-    </w:r>
-    <w:proofErr w:type="gramEnd"/>
-    <w:r>
-      <w:rPr>
-        <w:color w:val="5A6470"/>
-        <w:sz w:val="15"/>
-      </w:rPr>
-      <w:t xml:space="preserve">  Page </w:t>
+      <w:t xml:space="preserve">Md. Syful Islam  |  Department Manager - Application Development  |  Page </w:t>
     </w:r>
     <w:r>
       <w:fldChar w:fldCharType="begin"/>
